--- a/testakten/arbeitsrecht-kuendigungsdrama-koerber-werk/17_urlaub_und_freistellung.docx
+++ b/testakten/arbeitsrecht-kuendigungsdrama-koerber-werk/17_urlaub_und_freistellung.docx
@@ -5,36 +5,48 @@
     <w:p>
       <w:pPr>
         <w:pStyle w:val="Heading1"/>
+        <w:spacing w:after="160" w:line="259" w:lineRule="auto"/>
       </w:pPr>
       <w:r>
         <w:rPr>
           <w:rFonts w:ascii="Times New Roman" w:hAnsi="Times New Roman"/>
+          <w:b/>
+          <w:sz w:val="28"/>
         </w:rPr>
         <w:t>Resturlaub, Freistellungsklausel und BAG-Rechtsprechung</w:t>
       </w:r>
     </w:p>
     <w:p>
       <w:pPr>
+        <w:spacing w:line="259" w:lineRule="auto" w:after="60"/>
         <w:jc w:val="left"/>
       </w:pPr>
       <w:r>
         <w:t>Internes Arbeitsvermerk. RA Dr. Jonas Reuß, 05.06.2025.</w:t>
       </w:r>
     </w:p>
-    <w:p/>
+    <w:p>
+      <w:pPr>
+        <w:spacing w:line="259" w:lineRule="auto" w:after="60"/>
+      </w:pPr>
+    </w:p>
     <w:p>
       <w:pPr>
         <w:pStyle w:val="Heading2"/>
+        <w:spacing w:before="120" w:after="60" w:line="259" w:lineRule="auto"/>
       </w:pPr>
       <w:r>
         <w:rPr>
           <w:rFonts w:ascii="Times New Roman" w:hAnsi="Times New Roman"/>
+          <w:b/>
+          <w:sz w:val="22"/>
         </w:rPr>
         <w:t>1. Resturlaubs-Buchführung (Stand 22.05.2025)</w:t>
       </w:r>
     </w:p>
     <w:p>
       <w:pPr>
+        <w:spacing w:line="259" w:lineRule="auto" w:after="60"/>
         <w:jc w:val="left"/>
       </w:pPr>
       <w:r>
@@ -494,6 +506,7 @@
     </w:tbl>
     <w:p>
       <w:pPr>
+        <w:spacing w:line="259" w:lineRule="auto" w:after="60"/>
         <w:jc w:val="left"/>
       </w:pPr>
       <w:r>
@@ -506,30 +519,43 @@
         <w:t xml:space="preserve"> (Körbers Angabe aus dem Erstgespräch stimmt mit der Rechnung überein, mit leichten Rundungsdifferenzen).</w:t>
       </w:r>
     </w:p>
-    <w:p/>
+    <w:p>
+      <w:pPr>
+        <w:spacing w:line="259" w:lineRule="auto" w:after="60"/>
+      </w:pPr>
+    </w:p>
     <w:p>
       <w:pPr>
         <w:pStyle w:val="Heading2"/>
+        <w:spacing w:before="120" w:after="60" w:line="259" w:lineRule="auto"/>
       </w:pPr>
       <w:r>
         <w:rPr>
           <w:rFonts w:ascii="Times New Roman" w:hAnsi="Times New Roman"/>
+          <w:b/>
+          <w:sz w:val="22"/>
         </w:rPr>
         <w:t>2. Freistellungserklärung in der Kündigung</w:t>
       </w:r>
     </w:p>
     <w:p>
       <w:pPr>
+        <w:spacing w:line="259" w:lineRule="auto" w:after="60"/>
         <w:jc w:val="left"/>
       </w:pPr>
       <w:r>
         <w:t>Das Kündigungsschreiben vom 22.05.2025 enthält keine ausdrückliche Freistellungserklärung. Der Aufhebungsvertragsentwurf (den Körber abgelehnt hat) enthielt in § 1 Abs. 2 eine unwiderrufliche Freistellung. Nach der abgelehnten Unterzeichnung hat Branitz in einer E-Mail vom 23.05.2025 auf die Freistellungsklausel in § 5 des Grundarbeitsvertrags verwiesen und erklärt, Körber sei „ab sofort freigestellt".</w:t>
       </w:r>
     </w:p>
-    <w:p/>
+    <w:p>
+      <w:pPr>
+        <w:spacing w:line="259" w:lineRule="auto" w:after="60"/>
+      </w:pPr>
+    </w:p>
     <w:p>
       <w:pPr>
         <w:pStyle w:val="Heading2"/>
+        <w:spacing w:line="259" w:lineRule="auto" w:after="60"/>
       </w:pPr>
       <w:r>
         <w:rPr>
@@ -541,6 +567,7 @@
     <w:p>
       <w:pPr>
         <w:pStyle w:val="Heading3"/>
+        <w:spacing w:line="259" w:lineRule="auto" w:after="60"/>
       </w:pPr>
       <w:r>
         <w:rPr>
@@ -551,6 +578,7 @@
     </w:p>
     <w:p>
       <w:pPr>
+        <w:spacing w:line="259" w:lineRule="auto" w:after="60"/>
         <w:jc w:val="left"/>
       </w:pPr>
       <w:r>
@@ -560,6 +588,7 @@
     <w:p>
       <w:pPr>
         <w:pStyle w:val="Heading3"/>
+        <w:spacing w:line="259" w:lineRule="auto" w:after="60"/>
       </w:pPr>
       <w:r>
         <w:rPr>
@@ -570,6 +599,7 @@
     </w:p>
     <w:p>
       <w:pPr>
+        <w:spacing w:line="259" w:lineRule="auto" w:after="60"/>
         <w:jc w:val="left"/>
       </w:pPr>
       <w:r>
@@ -579,6 +609,7 @@
     <w:p>
       <w:pPr>
         <w:pStyle w:val="Heading3"/>
+        <w:spacing w:line="259" w:lineRule="auto" w:after="60"/>
       </w:pPr>
       <w:r>
         <w:rPr>
@@ -589,6 +620,7 @@
     </w:p>
     <w:p>
       <w:pPr>
+        <w:spacing w:line="259" w:lineRule="auto" w:after="60"/>
         <w:jc w:val="left"/>
       </w:pPr>
       <w:r>
@@ -597,6 +629,7 @@
     </w:p>
     <w:p>
       <w:pPr>
+        <w:spacing w:line="259" w:lineRule="auto" w:after="60"/>
         <w:jc w:val="left"/>
       </w:pPr>
       <w:r>
@@ -611,6 +644,7 @@
     </w:p>
     <w:p>
       <w:pPr>
+        <w:spacing w:line="259" w:lineRule="auto" w:after="60"/>
         <w:jc w:val="left"/>
       </w:pPr>
       <w:r>
@@ -628,6 +662,7 @@
     </w:p>
     <w:p>
       <w:pPr>
+        <w:spacing w:line="259" w:lineRule="auto" w:after="60"/>
         <w:jc w:val="left"/>
       </w:pPr>
       <w:r>
@@ -639,6 +674,7 @@
     </w:p>
     <w:p>
       <w:pPr>
+        <w:spacing w:line="259" w:lineRule="auto" w:after="60"/>
         <w:jc w:val="left"/>
       </w:pPr>
       <w:r>
@@ -647,6 +683,7 @@
     </w:p>
     <w:p>
       <w:pPr>
+        <w:spacing w:line="259" w:lineRule="auto" w:after="60"/>
         <w:jc w:val="left"/>
       </w:pPr>
       <w:r>
@@ -662,6 +699,7 @@
     <w:p>
       <w:pPr>
         <w:pStyle w:val="Heading3"/>
+        <w:spacing w:line="259" w:lineRule="auto" w:after="60"/>
       </w:pPr>
       <w:r>
         <w:rPr>
@@ -672,6 +710,7 @@
     </w:p>
     <w:p>
       <w:pPr>
+        <w:spacing w:line="259" w:lineRule="auto" w:after="60"/>
         <w:jc w:val="left"/>
       </w:pPr>
       <w:r>
@@ -681,6 +720,7 @@
     <w:p>
       <w:pPr>
         <w:pStyle w:val="ListNumber"/>
+        <w:spacing w:line="259" w:lineRule="auto" w:after="60"/>
       </w:pPr>
       <w:r>
         <w:t>Urlaub aus 2024, der wegen Krankheit nicht genommen werden konnte, verfällt nach der Rechtsprechung des BAG (im Anschluss an EuGH, Rs. C-337/10, Neidel; C-214/10, KHS/Schulte) nicht, wenn der Verfall auf Umständen beruht, die der Arbeitnehmer nicht zu vertreten hat — insbesondere Krankheit. Urlaub, der wegen AU nicht genommen werden konnte, überträgt sich auf das Folgejahr und verfällt frühestens 15 Monate nach Ende des Urlaubsjahres (EuGH, Rs. C-337/10; BAG 07.08.2012 – 9 AZR 353/10).</w:t>
@@ -689,6 +729,7 @@
     <w:p>
       <w:pPr>
         <w:pStyle w:val="ListNumber"/>
+        <w:spacing w:line="259" w:lineRule="auto" w:after="60"/>
       </w:pPr>
       <w:r>
         <w:t>Steinhoff SE hat nach aktuellem Stand keine nachweisbare Aufforderung an Körber gerichtet, ihren Urlaub zu nehmen, und sie auf einen drohenden Verfall hingewiesen. Nach der Rechtsprechung des BAG trifft den Arbeitgeber eine Mitwirkungspflicht (BAG, st. Rspr. zur Aufforderungspflicht): Er muss den Arbeitnehmer rechtzeitig und ausdrücklich auffordern, den Urlaub zu nehmen, und auf die Verfallsfolge hinweisen. Ohne diesen Hinweis kann der Verfall nicht eintreten.</w:t>
@@ -697,6 +738,7 @@
     <w:p>
       <w:pPr>
         <w:pStyle w:val="Heading3"/>
+        <w:spacing w:line="259" w:lineRule="auto" w:after="60"/>
       </w:pPr>
       <w:r>
         <w:rPr>
@@ -707,6 +749,7 @@
     </w:p>
     <w:p>
       <w:pPr>
+        <w:spacing w:line="259" w:lineRule="auto" w:after="60"/>
         <w:jc w:val="left"/>
       </w:pPr>
       <w:r>
@@ -724,6 +767,7 @@
     </w:p>
     <w:p>
       <w:pPr>
+        <w:spacing w:line="259" w:lineRule="auto" w:after="60"/>
         <w:jc w:val="left"/>
       </w:pPr>
       <w:r>
@@ -732,6 +776,7 @@
     </w:p>
     <w:p>
       <w:pPr>
+        <w:spacing w:line="259" w:lineRule="auto" w:after="60"/>
         <w:jc w:val="left"/>
       </w:pPr>
       <w:r>
@@ -742,13 +787,58 @@
       </w:r>
     </w:p>
     <w:sectPr>
+      <w:headerReference w:type="default" r:id="rId9"/>
+      <w:footerReference w:type="default" r:id="rId10"/>
       <w:pgSz w:w="11906" w:h="16838"/>
-      <w:pgMar w:top="1417" w:right="1417" w:bottom="1417" w:left="1417" w:header="720" w:footer="720" w:gutter="0"/>
+      <w:pgMar w:top="1191" w:right="1247" w:bottom="1134" w:left="1361" w:header="720" w:footer="720" w:gutter="0"/>
       <w:cols w:space="720"/>
       <w:docGrid w:linePitch="360"/>
     </w:sectPr>
   </w:body>
 </w:document>
+</file>
+
+<file path=word/footer1.xml><?xml version="1.0" encoding="utf-8"?>
+<w:ftr xmlns:m="http://schemas.openxmlformats.org/officeDocument/2006/math" xmlns:mc="http://schemas.openxmlformats.org/markup-compatibility/2006" xmlns:mo="http://schemas.microsoft.com/office/mac/office/2008/main" xmlns:mv="urn:schemas-microsoft-com:mac:vml" xmlns:o="urn:schemas-microsoft-com:office:office" xmlns:r="http://schemas.openxmlformats.org/officeDocument/2006/relationships" xmlns:v="urn:schemas-microsoft-com:vml" xmlns:w10="urn:schemas-microsoft-com:office:word" xmlns:w14="http://schemas.microsoft.com/office/word/2010/wordml" xmlns:w="http://schemas.openxmlformats.org/wordprocessingml/2006/main" xmlns:wne="http://schemas.microsoft.com/office/word/2006/wordml" xmlns:wp14="http://schemas.microsoft.com/office/word/2010/wordprocessingDrawing" xmlns:wp="http://schemas.openxmlformats.org/drawingml/2006/wordprocessingDrawing" xmlns:wpc="http://schemas.microsoft.com/office/word/2010/wordprocessingCanvas" xmlns:wpg="http://schemas.microsoft.com/office/word/2010/wordprocessingGroup" xmlns:wpi="http://schemas.microsoft.com/office/word/2010/wordprocessingInk" xmlns:wps="http://schemas.microsoft.com/office/word/2010/wordprocessingShape" mc:Ignorable="w14 wp14">
+  <w:p>
+    <w:pPr>
+      <w:pStyle w:val="Footer"/>
+      <w:jc w:val="left"/>
+    </w:pPr>
+    <w:r/>
+    <w:r>
+      <w:rPr>
+        <w:rFonts w:ascii="Times New Roman" w:hAnsi="Times New Roman"/>
+        <w:b w:val="0"/>
+        <w:color w:val="777777"/>
+        <w:sz w:val="17"/>
+      </w:rPr>
+      <w:t>Vertraulich | Bearbeitungsstand Juli 2026 | nur zur Aktenbearbeitung</w:t>
+    </w:r>
+  </w:p>
+</w:ftr>
+</file>
+
+<file path=word/header1.xml><?xml version="1.0" encoding="utf-8"?>
+<w:hdr xmlns:m="http://schemas.openxmlformats.org/officeDocument/2006/math" xmlns:mc="http://schemas.openxmlformats.org/markup-compatibility/2006" xmlns:mo="http://schemas.microsoft.com/office/mac/office/2008/main" xmlns:mv="urn:schemas-microsoft-com:mac:vml" xmlns:o="urn:schemas-microsoft-com:office:office" xmlns:r="http://schemas.openxmlformats.org/officeDocument/2006/relationships" xmlns:v="urn:schemas-microsoft-com:vml" xmlns:w10="urn:schemas-microsoft-com:office:word" xmlns:w14="http://schemas.microsoft.com/office/word/2010/wordml" xmlns:w="http://schemas.openxmlformats.org/wordprocessingml/2006/main" xmlns:wne="http://schemas.microsoft.com/office/word/2006/wordml" xmlns:wp14="http://schemas.microsoft.com/office/word/2010/wordprocessingDrawing" xmlns:wp="http://schemas.openxmlformats.org/drawingml/2006/wordprocessingDrawing" xmlns:wpc="http://schemas.microsoft.com/office/word/2010/wordprocessingCanvas" xmlns:wpg="http://schemas.microsoft.com/office/word/2010/wordprocessingGroup" xmlns:wpi="http://schemas.microsoft.com/office/word/2010/wordprocessingInk" xmlns:wps="http://schemas.microsoft.com/office/word/2010/wordprocessingShape" mc:Ignorable="w14 wp14">
+  <w:p>
+    <w:pPr>
+      <w:pStyle w:val="Header"/>
+      <w:jc w:val="left"/>
+    </w:pPr>
+    <w:r/>
+    <w:r>
+      <w:rPr>
+        <w:rFonts w:ascii="Times New Roman" w:hAnsi="Times New Roman"/>
+        <w:b w:val="0"/>
+        <w:i w:val="0"/>
+        <w:color w:val="666666"/>
+        <w:sz w:val="17"/>
+      </w:rPr>
+      <w:t>Klotzkette Rechtsanwaltsgesellschaft mbH | Arbeitsrechtliche Mandatsakte | Bearbeitungsstand Juli 2026</w:t>
+    </w:r>
+  </w:p>
+</w:hdr>
 </file>
 
 <file path=word/numbering.xml><?xml version="1.0" encoding="utf-8"?>
@@ -1465,11 +1555,12 @@
       <w:contextualSpacing/>
     </w:pPr>
     <w:rPr>
-      <w:rFonts w:asciiTheme="majorHAnsi" w:eastAsiaTheme="majorEastAsia" w:hAnsiTheme="majorHAnsi" w:cstheme="majorBidi"/>
+      <w:rFonts w:asciiTheme="majorHAnsi" w:eastAsiaTheme="majorEastAsia" w:hAnsiTheme="majorHAnsi" w:cstheme="majorBidi" w:ascii="Times New Roman" w:hAnsi="Times New Roman"/>
+      <w:b/>
       <w:color w:val="17365D" w:themeColor="text2" w:themeShade="BF"/>
       <w:spacing w:val="5"/>
       <w:kern w:val="28"/>
-      <w:sz w:val="52"/>
+      <w:sz w:val="30"/>
       <w:szCs w:val="52"/>
     </w:rPr>
   </w:style>

--- a/testakten/arbeitsrecht-kuendigungsdrama-koerber-werk/17_urlaub_und_freistellung.docx
+++ b/testakten/arbeitsrecht-kuendigungsdrama-koerber-werk/17_urlaub_und_freistellung.docx
@@ -544,7 +544,7 @@
         <w:jc w:val="left"/>
       </w:pPr>
       <w:r>
-        <w:t>Das Kündigungsschreiben vom 22.05.2025 enthält keine ausdrückliche Freistellungserklärung. Der Aufhebungsvertragsentwurf (den Körber abgelehnt hat) enthielt in § 1 Abs. 2 eine unwiderrufliche Freistellung. Nach der abgelehnten Unterzeichnung hat Branitz in einer E-Mail vom 23.05.2025 auf die Freistellungsklausel in § 5 des Grundarbeitsvertrags verwiesen und erklärt, Körber sei „ab sofort freigestellt".</w:t>
+        <w:t>Das Kündigungsschreiben vom 22.05.2025 enthält keine ausdrückliche Freistellungserklärung. Der Aufhebungsvertragsentwurf (den Körber abgelehnt hat) enthielt in Paragraf 1 Abs. 2 eine unwiderrufliche Freistellung. Nach der abgelehnten Unterzeichnung hat Branitz in einer E-Mail vom 23.05.2025 auf die Freistellungsklausel in Paragraf 5 des Grundarbeitsvertrags verwiesen und erklärt, Körber sei „ab sofort freigestellt".</w:t>
       </w:r>
     </w:p>
     <w:p>
@@ -573,7 +573,7 @@
         <w:rPr>
           <w:rFonts w:ascii="Times New Roman" w:hAnsi="Times New Roman"/>
         </w:rPr>
-        <w:t>3.1 Klausel im Grundvertrag (§ 5 Abs. 1)</w:t>
+        <w:t>3.1 Klausel im Grundvertrag (Paragraf 5 Abs. 1)</w:t>
       </w:r>
     </w:p>
     <w:p>
@@ -594,7 +594,7 @@
         <w:rPr>
           <w:rFonts w:ascii="Times New Roman" w:hAnsi="Times New Roman"/>
         </w:rPr>
-        <w:t>3.2 Klausel in Nachtrag II (§ 5 Ergänzung)</w:t>
+        <w:t>3.2 Klausel in Nachtrag II (Paragraf 5 Ergänzung)</w:t>
       </w:r>
     </w:p>
     <w:p>
@@ -678,7 +678,7 @@
         <w:jc w:val="left"/>
       </w:pPr>
       <w:r>
-        <w:t>Die E-Mail von Branitz vom 23.05.2025 enthält keine Formulierung, ob die Freistellung widerruflich oder unwiderruflich ist. Die Klausel in § 5 Nachtrag II setzt für eine wirksame Urlaubsanrechnung voraus, dass die Freistellung ausdrücklich als unwiderruflich bezeichnet wird — und dies fehlt. Die Klausel wurde von Steinhoff SE also nicht ordnungsgemäß angewendet.</w:t>
+        <w:t>Die E-Mail von Branitz vom 23.05.2025 enthält keine Formulierung, ob die Freistellung widerruflich oder unwiderruflich ist. Die Klausel in Paragraf 5 Nachtrag II setzt für eine wirksame Urlaubsanrechnung voraus, dass die Freistellung ausdrücklich als unwiderruflich bezeichnet wird — und dies fehlt. Die Klausel wurde von Steinhoff SE also nicht ordnungsgemäß angewendet.</w:t>
       </w:r>
     </w:p>
     <w:p>
@@ -705,7 +705,7 @@
         <w:rPr>
           <w:rFonts w:ascii="Times New Roman" w:hAnsi="Times New Roman"/>
         </w:rPr>
-        <w:t>3.4 Verfallsregel § 7 BUrlG</w:t>
+        <w:t>3.4 Verfallsregel Paragraf 7 BUrlG</w:t>
       </w:r>
     </w:p>
     <w:p>
@@ -714,7 +714,7 @@
         <w:jc w:val="left"/>
       </w:pPr>
       <w:r>
-        <w:t>§ 7 Abs. 3 BUrlG bestimmt, dass Urlaub, der nicht bis zum Ende des Kalenderjahres genommen wurde, verfällt, wenn er nicht aus dringenden betrieblichen oder persönlichen Gründen übertragen worden ist. Jedoch:</w:t>
+        <w:t>Paragraf 7 Abs. 3 BUrlG bestimmt, dass Urlaub, der nicht bis zum Ende des Kalenderjahres genommen wurde, verfällt, wenn er nicht aus dringenden betrieblichen oder persönlichen Gründen übertragen worden ist. Jedoch:</w:t>
       </w:r>
     </w:p>
     <w:p>
@@ -762,7 +762,7 @@
         <w:t>20.368 EUR brutto</w:t>
       </w:r>
       <w:r>
-        <w:t xml:space="preserve"> als Urlaubsabgeltungsanspruch nach § 7 Abs. 4 BUrlG.</w:t>
+        <w:t xml:space="preserve"> als Urlaubsabgeltungsanspruch nach Paragraf 7 Abs. 4 BUrlG.</w:t>
       </w:r>
     </w:p>
     <w:p>
